--- a/data/memories/memory_01/locales/es/documents/reception/Reception_Checklist_v2.docx
+++ b/data/memories/memory_01/locales/es/documents/reception/Reception_Checklist_v2.docx
@@ -8,7 +8,7 @@
         <w:jc w:val="center"/>
       </w:pPr>
       <w:r>
-        <w:t>Reception Checklist v2</w:t>
+        <w:t>Lista de verificación de recepción v2</w:t>
       </w:r>
     </w:p>
     <w:p>
@@ -19,7 +19,7 @@
         <w:t xml:space="preserve">Classification: </w:t>
       </w:r>
       <w:r>
-        <w:t>Internal</w:t>
+        <w:t>Interno</w:t>
       </w:r>
       <w:r>
         <w:rPr>
@@ -39,7 +39,7 @@
         <w:t xml:space="preserve">Author: </w:t>
       </w:r>
       <w:r>
-        <w:t>Reception</w:t>
+        <w:t>Recepción</w:t>
       </w:r>
     </w:p>
     <w:p/>
@@ -48,7 +48,7 @@
         <w:pStyle w:val="Heading1"/>
       </w:pPr>
       <w:r>
-        <w:t>Updated Checklist</w:t>
+        <w:t>Lista de verificación actualizada</w:t>
       </w:r>
     </w:p>
     <w:p>
@@ -56,7 +56,7 @@
         <w:pStyle w:val="ListBullet"/>
       </w:pPr>
       <w:r>
-        <w:t>Open reception.</w:t>
+        <w:t>Recepción abierta.</w:t>
       </w:r>
     </w:p>
     <w:p>
@@ -64,7 +64,7 @@
         <w:pStyle w:val="ListBullet"/>
       </w:pPr>
       <w:r>
-        <w:t>Verify visitor forms.</w:t>
+        <w:t>Verificar formularios de visitantes.</w:t>
       </w:r>
     </w:p>
     <w:p>
@@ -72,7 +72,7 @@
         <w:pStyle w:val="ListBullet"/>
       </w:pPr>
       <w:r>
-        <w:t>Prepare badges.</w:t>
+        <w:t>Preparar insignias.</w:t>
       </w:r>
     </w:p>
     <w:p>
@@ -80,7 +80,7 @@
         <w:pStyle w:val="ListBullet"/>
       </w:pPr>
       <w:r>
-        <w:t>Check meeting room reservations.</w:t>
+        <w:t>Consultar reservas de salas de reuniones.</w:t>
       </w:r>
     </w:p>
     <w:p>
@@ -88,7 +88,7 @@
         <w:pStyle w:val="ListBullet"/>
       </w:pPr>
       <w:r>
-        <w:t>Review pending documentation requests.</w:t>
+        <w:t>Revisar solicitudes de documentación pendientes.</w:t>
       </w:r>
     </w:p>
     <w:p>
@@ -96,7 +96,7 @@
         <w:rPr>
           <w:sz w:val="22"/>
         </w:rPr>
-        <w:t>This version replaces the previous reception checklist.</w:t>
+        <w:t>Esta versión reemplaza la lista de verificación de recepción anterior.</w:t>
       </w:r>
     </w:p>
     <w:sectPr>
